--- a/docs/v2/cases/cs03_hopper_compilers.docx
+++ b/docs/v2/cases/cs03_hopper_compilers.docx
@@ -31,7 +31,7 @@
         <w:pStyle w:val="Date"/>
       </w:pPr>
       <w:r>
-        <w:t xml:space="preserve">2026-05-22</w:t>
+        <w:t xml:space="preserve">2026-05-26</w:t>
       </w:r>
     </w:p>
     <w:p>
@@ -1750,38 +1750,7 @@
         </w:numPr>
       </w:pPr>
       <w:r>
-        <w:t xml:space="preserve">Run</w:t>
-      </w:r>
-      <w:r>
-        <w:t xml:space="preserve"> </w:t>
-      </w:r>
-      <w:r>
-        <w:rPr>
-          <w:rStyle w:val="VerbatimChar"/>
-        </w:rPr>
-        <w:t xml:space="preserve">total_with_tip(50.00, 20)</w:t>
-      </w:r>
-      <w:r>
-        <w:t xml:space="preserve"> </w:t>
-      </w:r>
-      <w:r>
-        <w:t xml:space="preserve">from the snippet by hand. Now change one line so the function also charges 7% tax on the bill</w:t>
-      </w:r>
-      <w:r>
-        <w:t xml:space="preserve"> </w:t>
-      </w:r>
-      <w:r>
-        <w:rPr>
-          <w:i/>
-          <w:iCs/>
-        </w:rPr>
-        <w:t xml:space="preserve">before</w:t>
-      </w:r>
-      <w:r>
-        <w:t xml:space="preserve"> </w:t>
-      </w:r>
-      <w:r>
-        <w:t xml:space="preserve">the tip. What is the new line? What does the function return for a $50 bill at 20% tip?</w:t>
+        <w:t xml:space="preserve">Hopper’s bargain was: trust the compiler so more people can write code. Describe a bargain like this from a field outside computing — accepting a layer of automation in exchange for wider access to some skill or service. What did people give up, and was it worth it? Use an example of your own, not one from the case.</w:t>
       </w:r>
     </w:p>
     <w:p>
@@ -1888,7 +1857,7 @@
         </w:numPr>
       </w:pPr>
       <w:r>
-        <w:t xml:space="preserve">Pick one of these tools: a spreadsheet macro recorder, a website builder that produces HTML from drag-and-drop, or an LLM that writes SQL from a plain-English question. Apply the labor reply to it. Who used to do this work? Who does it now? Who benefits, and who pays?</w:t>
+        <w:t xml:space="preserve">Pick one of these tools: a spreadsheet macro recorder, a website builder that produces HTML from drag-and-drop, or an LLM that writes SQL from a plain-English question. Apply the labor reply to it. Who used to do this work? Who does it now? The case notes that programming was largely women’s work in the 1950s and largely men’s by the 1980s — does the pattern you traced echo that shift, reverse it, or do something different?</w:t>
       </w:r>
     </w:p>
     <w:bookmarkEnd w:id="16"/>

--- a/docs/v2/cases/cs03_hopper_compilers.docx
+++ b/docs/v2/cases/cs03_hopper_compilers.docx
@@ -31,7 +31,7 @@
         <w:pStyle w:val="Date"/>
       </w:pPr>
       <w:r>
-        <w:t xml:space="preserve">2026-05-26</w:t>
+        <w:t xml:space="preserve">2026-08-20</w:t>
       </w:r>
     </w:p>
     <w:p>
@@ -194,7 +194,7 @@
         <w:pStyle w:val="BodyText"/>
       </w:pPr>
       <w:r>
-        <w:t xml:space="preserve">The Mark I ran on instructions punched into paper tape. To make it compute anything, you had to know what every relay did, in what order, with what timing. A mistake in the sequence meant the machine produced nonsense, jammed, or stopped. The programmers — most of them women, recruited from mathematics and physics departments — built up by hand the routines for ballistics tables, mine-sweeping calculations, and a long classified problem from Los Alamos that they were not told the purpose of. The work was meticulous. The tools were the machine and a pencil.</w:t>
+        <w:t xml:space="preserve">The Mark I ran on instructions punched into paper tape. To make it compute anything, you had to know what every relay did, in what order, with what timing. A mistake in the sequence meant the machine produced nonsense, jammed, or stopped. The programmers — a small Navy crew of mathematically trained officers, of whom Hopper was the only woman — built up by hand the routines for ballistics tables, mine-sweeping calculations, and a long classified problem from Los Alamos that they were not told the purpose of. (The better-known story of a mostly-female programming team belongs to ENIAC, at the University of Pennsylvania, whose six original programmers were all women.) The work was meticulous. The tools were the machine and a pencil.</w:t>
       </w:r>
     </w:p>
     <w:p>
@@ -305,7 +305,7 @@
         <w:pStyle w:val="BodyText"/>
       </w:pPr>
       <w:r>
-        <w:t xml:space="preserve">That scale did not last. After the war, Hopper moved to the Eckert–Mauchly Computer Corporation in Philadelphia, the company building the first commercial computers. By 1949 the machine was the UNIVAC I. Hopper had a theory she could not get her colleagues to take seriously. A programmer, she thought, should be able to write instructions in something close to ordinary symbols. The machine itself should do the translating. She called the tool that would do this a</w:t>
+        <w:t xml:space="preserve">That scale did not last. After the war, Hopper moved to the Eckert–Mauchly Computer Corporation in Philadelphia, the company building the first commercial computers. She arrived in 1949, while the company was building the machine that would ship in 1951 as the UNIVAC I — the first commercial computer sold in the United States. Hopper had a theory she could not get her colleagues to take seriously. A programmer, she thought, should be able to write instructions in something close to ordinary symbols. The machine itself should do the translating. She called the tool that would do this a</w:t>
       </w:r>
       <w:r>
         <w:t xml:space="preserve"> </w:t>
@@ -384,7 +384,7 @@
         <w:pStyle w:val="BodyText"/>
       </w:pPr>
       <w:r>
-        <w:t xml:space="preserve">This is where the bargain set. A generation of programmers learned COBOL. They did not learn what their compiler emitted underneath. They did not need to, until they did. In 1999, the Y2K remediation effort discovered that the people who could read the actual machine code behind decades-old COBOL systems had mostly retired. The fix worked, in the end. It cost an estimated several hundred billion dollars worldwide. The lesson, told inside the profession, was double-edged. Abstraction had let the world’s payroll run for thirty years without most programmers ever touching a register. Abstraction had also let the world forget that the registers were there</w:t>
+        <w:t xml:space="preserve">This is where the bargain set. A generation of programmers learned COBOL. They did not learn what their compiler emitted underneath. They did not need to, until they did. In the late 1990s, the Y2K remediation effort discovered that the people who could read and safely change decades-old COBOL systems — and who knew why a date had been packed into two digits in the first place — had mostly retired. The fix worked, in the end. It cost an estimated several hundred billion dollars worldwide. The lesson, told inside the profession, was double-edged. Abstraction had let the world’s payroll run for thirty years without most programmers ever thinking about how a date was stored. Abstraction had also let the world forget that the storage decision was there at all</w:t>
       </w:r>
       <w:r>
         <w:t xml:space="preserve"> </w:t>
@@ -1588,7 +1588,7 @@
         <w:t xml:space="preserve">(Socket Research Team 2025)</w:t>
       </w:r>
       <w:r>
-        <w:t xml:space="preserve">. By late 2025 the technique had moved from demonstrations to live cases. One hallucinated PyPI package,</w:t>
+        <w:t xml:space="preserve">. The proof arrived early. In 2024 the researcher Bar Lanyado noticed that models kept recommending a PyPI package called</w:t>
       </w:r>
       <w:r>
         <w:t xml:space="preserve"> </w:t>
@@ -1600,7 +1600,7 @@
         <w:t xml:space="preserve">huggingface-cli</w:t>
       </w:r>
       <w:r>
-        <w:t xml:space="preserve">, drew more than 30,000 downloads after a major firm pasted an AI-suggested install command into a public README, even though no real</w:t>
+        <w:t xml:space="preserve">, which did not exist — the real tool installs as</w:t>
       </w:r>
       <w:r>
         <w:t xml:space="preserve"> </w:t>
@@ -1609,13 +1609,10 @@
         <w:rPr>
           <w:rStyle w:val="VerbatimChar"/>
         </w:rPr>
-        <w:t xml:space="preserve">huggingface-cli</w:t>
-      </w:r>
-      <w:r>
-        <w:t xml:space="preserve"> </w:t>
-      </w:r>
-      <w:r>
-        <w:t xml:space="preserve">existed at that name</w:t>
+        <w:t xml:space="preserve">huggingface_hub[cli]</w:t>
+      </w:r>
+      <w:r>
+        <w:t xml:space="preserve">. He registered the empty name himself to see what would happen. It drew more than 30,000 downloads in three months, and Alibaba pasted the hallucinated install command straight into the public README of one of its own repositories</w:t>
       </w:r>
       <w:r>
         <w:t xml:space="preserve"> </w:t>
@@ -1624,7 +1621,15 @@
         <w:t xml:space="preserve">(Aikido Security 2025)</w:t>
       </w:r>
       <w:r>
-        <w:t xml:space="preserve">. In January 2026 a researcher published a working demonstration on npm against</w:t>
+        <w:t xml:space="preserve">. Nothing malicious was ever in the package. Someone else could have put something there.</w:t>
+      </w:r>
+    </w:p>
+    <w:p>
+      <w:pPr>
+        <w:pStyle w:val="BodyText"/>
+      </w:pPr>
+      <w:r>
+        <w:t xml:space="preserve">The pattern has since moved from single packages to the agent tooling around them. In January 2026 the researcher Charlie Eriksen found that an npm package name no model should have produced,</w:t>
       </w:r>
       <w:r>
         <w:t xml:space="preserve"> </w:t>
@@ -1636,7 +1641,23 @@
         <w:t xml:space="preserve">react-codeshift</w:t>
       </w:r>
       <w:r>
-        <w:t xml:space="preserve">, a name the model suggested for a real-sounding tool that had no author and no prior registration</w:t>
+        <w:t xml:space="preserve">, had spread through AI-generated agent instructions into more than two hundred repositories, with coding agents still trying to install it daily; he registered it defensively before anyone else did. Andrew Nesbitt’s account of how slopsquatting compounds with the older</w:t>
+      </w:r>
+      <w:r>
+        <w:t xml:space="preserve"> </w:t>
+      </w:r>
+      <w:r>
+        <w:rPr>
+          <w:i/>
+          <w:iCs/>
+        </w:rPr>
+        <w:t xml:space="preserve">dependency-confusion</w:t>
+      </w:r>
+      <w:r>
+        <w:t xml:space="preserve"> </w:t>
+      </w:r>
+      <w:r>
+        <w:t xml:space="preserve">attack is the clearest write-up of why the combination is worse than either half</w:t>
       </w:r>
       <w:r>
         <w:t xml:space="preserve"> </w:t>
